--- a/paper/information_sciences_submission/final_package/declaration_of_competing_interests.docx
+++ b/paper/information_sciences_submission/final_package/declaration_of_competing_interests.docx
@@ -26,7 +26,7 @@
           <w:b w:val="0"/>
           <w:sz w:val="22"/>
         </w:rPr>
-        <w:t>Manuscript title: Structurally-Calibrated Functional Attribution for Audit Prioritization in Knowledge-Intensive Reasoning</w:t>
+        <w:t>Manuscript title: Structurally-Calibrated Functional Metacognitive Attribution for Audit Prioritization in Knowledge-Intensive Reasoning</w:t>
       </w:r>
     </w:p>
     <w:p>
